--- a/atelier/capsule_091_forcepush.docx
+++ b/atelier/capsule_091_forcepush.docx
@@ -84,7 +84,7 @@
           </w:tcPr>
           <w:p>
             <w:r>
-              <w:t xml:space="preserve">Capsule — le POURQUOI (à lire avec le quick-win #90)</w:t>
+              <w:t xml:space="preserve">Capsule — le POURQUOI (à lire avec le quick-win)</w:t>
             </w:r>
           </w:p>
         </w:tc>
@@ -237,7 +237,7 @@
           </w:tcPr>
           <w:p>
             <w:r>
-              <w:t xml:space="preserve">Initial 🔴 — Comprendre le danger qu’on vient de bloquer (#90)</w:t>
+              <w:t xml:space="preserve">Initial 🔴 — Comprendre le danger qu’on vient de bloquer</w:t>
             </w:r>
           </w:p>
         </w:tc>
@@ -560,7 +560,7 @@
                 <w:sz w:val="18"/>
                 <w:szCs w:val="18"/>
               </w:rPr>
-              <w:t xml:space="preserve">  Sur main (distant) :  A --- B --- C --- D --- E</w:t>
+              <w:t xml:space="preserve"> Sur main (distant) : A --- B --- C --- D --- E</w:t>
             </w:r>
           </w:p>
           <w:p>
@@ -570,7 +570,7 @@
                 <w:sz w:val="18"/>
                 <w:szCs w:val="18"/>
               </w:rPr>
-              <w:t xml:space="preserve">                        (5 commits, travail de l'équipe)</w:t>
+              <w:t xml:space="preserve"> (5 commits, travail de l'équipe)</w:t>
             </w:r>
           </w:p>
           <w:p>
@@ -590,7 +590,7 @@
                 <w:sz w:val="18"/>
                 <w:szCs w:val="18"/>
               </w:rPr>
-              <w:t xml:space="preserve">  PUSH NORMAL de ton nouveau commit F :</w:t>
+              <w:t xml:space="preserve"> PUSH NORMAL de ton nouveau commit F :</w:t>
             </w:r>
           </w:p>
           <w:p>
@@ -600,7 +600,7 @@
                 <w:sz w:val="18"/>
                 <w:szCs w:val="18"/>
               </w:rPr>
-              <w:t xml:space="preserve">     A --- B --- C --- D --- E --- F</w:t>
+              <w:t xml:space="preserve"> A --- B --- C --- D --- E --- F</w:t>
             </w:r>
           </w:p>
           <w:p>
@@ -610,7 +610,7 @@
                 <w:sz w:val="18"/>
                 <w:szCs w:val="18"/>
               </w:rPr>
-              <w:t xml:space="preserve">     -&gt; F ajouté. Rien de perdu. Git vérifie que tu es à jour.</w:t>
+              <w:t xml:space="preserve"> -&gt; F ajouté. Rien de perdu. Git vérifie que tu es à jour.</w:t>
             </w:r>
           </w:p>
           <w:p>
@@ -630,7 +630,7 @@
                 <w:sz w:val="18"/>
                 <w:szCs w:val="18"/>
               </w:rPr>
-              <w:t xml:space="preserve">  FORCE PUSH depuis une version locale ancienne (A-B-X) :</w:t>
+              <w:t xml:space="preserve"> FORCE PUSH depuis une version locale ancienne (A-B-X) :</w:t>
             </w:r>
           </w:p>
           <w:p>
@@ -640,7 +640,7 @@
                 <w:sz w:val="18"/>
                 <w:szCs w:val="18"/>
               </w:rPr>
-              <w:t xml:space="preserve">     A --- B --- X</w:t>
+              <w:t xml:space="preserve"> A --- B --- X</w:t>
             </w:r>
           </w:p>
           <w:p>
@@ -650,7 +650,7 @@
                 <w:sz w:val="18"/>
                 <w:szCs w:val="18"/>
               </w:rPr>
-              <w:t xml:space="preserve">     -&gt; C, D, E ONT DISPARU de main. Remplacés par X.</w:t>
+              <w:t xml:space="preserve"> -&gt; C, D, E ONT DISPARU de main. Remplacés par X.</w:t>
             </w:r>
           </w:p>
           <w:p>
@@ -660,7 +660,7 @@
                 <w:sz w:val="18"/>
                 <w:szCs w:val="18"/>
               </w:rPr>
-              <w:t xml:space="preserve">        Le travail entre B et E est effacé de la branche.</w:t>
+              <w:t xml:space="preserve"> Le travail entre B et E est effacé de la branche.</w:t>
             </w:r>
           </w:p>
           <w:p>
@@ -670,7 +670,7 @@
                 <w:sz w:val="18"/>
                 <w:szCs w:val="18"/>
               </w:rPr>
-              <w:t xml:space="preserve">        Git n'a pas prévenu : tu as FORCÉ.</w:t>
+              <w:t xml:space="preserve"> Git n'a pas prévenu : tu as FORCÉ.</w:t>
             </w:r>
           </w:p>
         </w:tc>
@@ -814,7 +814,7 @@
               <w:spacing w:after="60"/>
             </w:pPr>
             <w:r>
-              <w:t xml:space="preserve">Personne ne force push sur main « pour détruire ». Ça arrive par accident : quelqu’un veut corriger SA branche, se trompe de cible, ou suit aveuglément une commande trouvée en ligne (« git push --force pour régler ton problème »). Sur une branche non protégée, Git obéit sans broncher. Le danger n’est pas la malveillance, c’est l’erreur banale qui n’a aucun garde-fou pour l’arrêter. La protection de branche (#90) est précisément ce garde-fou : elle transforme une commande catastrophique en commande refusée.</w:t>
+              <w:t xml:space="preserve">Personne ne force push sur main « pour détruire ». Ça arrive par accident : quelqu’un veut corriger SA branche, se trompe de cible, ou suit aveuglément une commande trouvée en ligne (« git push --force pour régler ton problème »). Sur une branche non protégée, Git obéit sans broncher. Le danger n’est pas la malveillance, c’est l’erreur banale qui n’a aucun garde-fou pour l’arrêter. La protection de branche est précisément ce garde-fou : elle transforme une commande catastrophique en commande refusée.</w:t>
             </w:r>
           </w:p>
         </w:tc>
@@ -841,7 +841,7 @@
         <w:spacing w:after="120"/>
       </w:pPr>
       <w:r>
-        <w:t xml:space="preserve">C’est pourquoi la bonne réponse n’est pas « faisons attention » mais « rendons-le impossible ». Bloquer le force push sur la branche principale (le quick-win #90) supprime le risque à la source : la commande dangereuse est refusée par GitLab, point. On ne compte plus sur la vigilance, on compte sur le verrou.</w:t>
+        <w:t xml:space="preserve">C’est pourquoi la bonne réponse n’est pas « faisons attention » mais « rendons-le impossible ». Bloquer le force push sur la branche principale (le quick-win) supprime le risque à la source : la commande dangereuse est refusée par GitLab, point. On ne compte plus sur la vigilance, on compte sur le verrou.</w:t>
       </w:r>
     </w:p>
     <w:tbl>
@@ -894,7 +894,7 @@
               <w:spacing w:after="60"/>
             </w:pPr>
             <w:r>
-              <w:t xml:space="preserve">C’est exactement la même logique que pour le déploiement restreint à main (#67) ou le seuil de durée (#77) : on ne protège pas un système critique par la discipline humaine, on le protège par construction. Une règle infranchissable vaut mieux qu’une consigne qu’on peut oublier. Le force push bloqué sur main est un garde-fou structurel, pas une recommandation.</w:t>
+              <w:t xml:space="preserve">C’est exactement la même logique que pour le déploiement restreint à main ou le seuil de durée : on ne protège pas un système critique par la discipline humaine, on le protège par construction. Une règle infranchissable vaut mieux qu’une consigne qu’on peut oublier. Le force push bloqué sur main est un garde-fou structurel, pas une recommandation.</w:t>
             </w:r>
           </w:p>
         </w:tc>
